--- a/แผนการจัดการเรียนรู้_FlowQuest_ป5_ซูโดกุ.docx
+++ b/แผนการจัดการเรียนรู้_FlowQuest_ป5_ซูโดกุ.docx
@@ -1257,7 +1257,7 @@
           <w:sz w:val="32"/>
           <w:szCs w:val="32"/>
         </w:rPr>
-        <w:t xml:space="preserve">•  นักเรียนเข้าสู่ระบบ FlowQuest (จับคู่/กลุ่มย่อย) รับภารกิจซูโดกุสัญลักษณ์ตาราง 4×4 ระดับเริ่มต้น แล้วทดลองเติมสัญลักษณ์ (วงกลม สี่เหลี่ยม สามเหลี่ยม ดาว) ด้วยตนเอง</w:t>
+        <w:t xml:space="preserve">•  นักเรียนเข้าสู่ระบบ FlowQuest เป็นรายบุคคล (คนละ 1 เครื่อง) รับภารกิจซูโดกุสัญลักษณ์ตาราง 4×4 ระดับเริ่มต้น แล้วทดลองเติมสัญลักษณ์ (วงกลม สี่เหลี่ยม สามเหลี่ยม ดาว) ด้วยตนเอง</w:t>
       </w:r>
     </w:p>
     <w:p>
@@ -1320,7 +1320,7 @@
           <w:sz w:val="32"/>
           <w:szCs w:val="32"/>
         </w:rPr>
-        <w:t xml:space="preserve">•  ครูสุ่มนักเรียนอธิบายวิธีคิดในการเติมสัญลักษณ์แต่ละช่อง และร่วมกันสรุปกติกา “ห้ามซ้ำในแถวและหลัก”</w:t>
+        <w:t xml:space="preserve">•  ครูสุ่มนักเรียนรายคนอธิบายวิธีคิดในการเติมสัญลักษณ์แต่ละช่อง แล้วครูนำสรุปกติกา “ห้ามซ้ำในแถวและหลัก” ร่วมกับทั้งห้อง</w:t>
       </w:r>
     </w:p>
     <w:p>
@@ -1383,7 +1383,7 @@
           <w:sz w:val="32"/>
           <w:szCs w:val="32"/>
         </w:rPr>
-        <w:t xml:space="preserve">•  นักเรียนรับภารกิจซูโดกุระดับยากขึ้น (เช่น ตาราง 6×6 หรือมีช่องว่างมากขึ้น) ในระบบ FlowQuest แล้วประยุกต์ใช้กลยุทธ์ที่สรุปได้</w:t>
+        <w:t xml:space="preserve">•  นักเรียนแต่ละคนรับภารกิจซูโดกุระดับยากขึ้น (เช่น ตาราง 6×6 หรือมีช่องว่างมากขึ้น) ในระบบ FlowQuest แล้วประยุกต์ใช้กลยุทธ์ที่สรุปได้ ด้วยตนเอง</w:t>
       </w:r>
     </w:p>
     <w:p>
@@ -1398,7 +1398,7 @@
           <w:sz w:val="32"/>
           <w:szCs w:val="32"/>
         </w:rPr>
-        <w:t xml:space="preserve">•  นักเรียนอธิบายเหตุผลของการเติมแต่ละช่อง และปรับปรุงแก้ไข (Debugging) เมื่อระบบแจ้งว่าคำตอบขัดเงื่อนไข</w:t>
+        <w:t xml:space="preserve">•  นักเรียนแต่ละคนอธิบายเหตุผลของการเติมแต่ละช่องให้ครูฟัง เมื่อครูเดินสังเกตและซักถามเป็นรายบุคคล และปรับปรุงแก้ไข (Debugging) ด้วยตนเองเมื่อระบบแจ้งว่าคำตอบขัดเงื่อนไข (ครูใช้ช่วงนี้ประเมิน P2 การให้เหตุผลและการแก้จุดบกพร่องรายคน)</w:t>
       </w:r>
     </w:p>
     <w:p>
@@ -1413,7 +1413,7 @@
           <w:sz w:val="32"/>
           <w:szCs w:val="32"/>
         </w:rPr>
-        <w:t xml:space="preserve">•  ส่งเสริมการช่วยเหลือกันในกลุ่มและความพยายามแก้ซ้ำจนสำเร็จ (เล่นซ้ำได้ไม่จำกัด)</w:t>
+        <w:t xml:space="preserve">•  ส่งเสริมให้นักเรียนทำงานด้วยตนเองอย่างมุ่งมั่น แก้ซ้ำจนสำเร็จ (เล่นซ้ำได้ไม่จำกัด) โดยครูให้คำชี้แนะเป็นรายบุคคลเมื่อจำเป็น</w:t>
       </w:r>
     </w:p>
     <w:p>
@@ -1491,7 +1491,22 @@
           <w:sz w:val="32"/>
           <w:szCs w:val="32"/>
         </w:rPr>
-        <w:t xml:space="preserve">•  นักเรียนสะท้อนคิด (Reflection) เป็นรายบุคคล โดยครูตั้งคำถามกระตุ้นแล้วให้นักเรียนทุกคนเขียนคำตอบของตนเองสั้น ๆ 1–2 ประโยค (พิมพ์ลงกระดานระดมความคิดแบบเห็นเฉพาะโพสต์ตนเอง หรือใช้ Think–Pair–Share) เช่น “วันนี้ฉันเรียนรู้ว่า...” และ “ฉันจะนำการใช้เหตุผลเชิงตรรกะไปใช้ตอน...” จากนั้นสุ่มบางคนแชร์ให้ห้อง — เพื่อให้ผู้เรียนทุกคนได้สะท้อนคิดด้วยตนเอง ไม่ใช่การตอบรวมทั้งห้อง</w:t>
+        <w:t xml:space="preserve">•  นักเรียนสะท้อนคิด (Reflection) เป็นรายบุคคล โดยครูตั้งคำถามกระตุ้นแล้วให้นักเรียนทุกคนเขียนคำตอบของตนเองสั้น ๆ 1–2 ประโยค (พิมพ์ลงกระดานระดมความคิดแบบเห็นเฉพาะโพสต์ตนเอง) เช่น “วันนี้ฉันเรียนรู้ว่า...” และ “ฉันจะนำการใช้เหตุผลเชิงตรรกะไปใช้ตอน...”</w:t>
+      </w:r>
+    </w:p>
+    <w:p>
+      <w:pPr>
+        <w:spacing w:after="80" w:line="300"/>
+        <w:ind w:left="720" w:hanging="300"/>
+        <w:jc w:val="both"/>
+      </w:pPr>
+      <w:r>
+        <w:rPr>
+          <w:rFonts w:ascii="TH Sarabun New" w:cs="TH Sarabun New" w:eastAsia="TH Sarabun New" w:hAnsi="TH Sarabun New"/>
+          <w:sz w:val="32"/>
+          <w:szCs w:val="32"/>
+        </w:rPr>
+        <w:t xml:space="preserve">•  สรุปความรู้ท้ายชั่วโมง: ครูและนักเรียนร่วมกันสรุปว่า การใช้เหตุผลเชิงตรรกะ คือการนำเงื่อนไขที่ครอบคลุมทุกกรณีมาพิจารณาเพื่อหาคำตอบที่ถูกต้องเพียงหนึ่งเดียว (เช่น กติกาห้ามสัญลักษณ์ซ้ำในแถว หลัก และกล่องของซูโดกุ) และการเลือกแก้จากช่องที่มีตัวเลือกน้อยที่สุดก่อนช่วยให้แก้ปัญหาได้รวดเร็วและผิดพลาดน้อยลง ซึ่งเป็นทักษะที่นำไปใช้แก้ปัญหาในชีวิตประจำวันได้ เช่น การจัดลำดับงานบ้านในวันหยุดโดยพิจารณาเงื่อนไขเวลาและความสำคัญ การเลือกของใส่กระเป๋าไปเข้าค่ายโดยดูเงื่อนไขความจำเป็นและน้ำหนัก หรือการตัดสินใจพกร่มเมื่อพิจารณาจากสภาพอากาศ</w:t>
       </w:r>
     </w:p>
     <w:p>
@@ -1524,7 +1539,7 @@
           <w:sz w:val="32"/>
           <w:szCs w:val="32"/>
         </w:rPr>
-        <w:t xml:space="preserve">•  เตรียมความพร้อมล่วงหน้าก่อนคาบเรียน: ครูเปิดเครื่อง สร้างบัญชี/รหัสเข้าใช้ และจัดกลุ่มไว้ก่อน เพื่อไม่ให้เสียเวลาในขั้น Explore (กันเวลาสำรอง 5 นาที)</w:t>
+        <w:t xml:space="preserve">•  เตรียมความพร้อมล่วงหน้าก่อนคาบเรียน: ครูเปิดเครื่องรายบุคคล สร้างบัญชี/แจกรหัสเข้าใช้ไว้ก่อน เพื่อไม่ให้เสียเวลาในขั้น Explore (กันเวลาสำรอง 5 นาที)</w:t>
       </w:r>
     </w:p>
     <w:p>
@@ -1539,7 +1554,7 @@
           <w:sz w:val="32"/>
           <w:szCs w:val="32"/>
         </w:rPr>
-        <w:t xml:space="preserve">•  กรณีปัญหาทางเทคนิค (อินเทอร์เน็ตช้า/เข้าระบบไม่ได้): ใช้แผนสำรองเป็นใบงานปริศนาซูโดกุสัญลักษณ์บนกระดาษ หรือให้นักเรียนจับคู่ใช้เครื่องร่วมกัน เพื่อให้กิจกรรมดำเนินต่อได้</w:t>
+        <w:t xml:space="preserve">•  กรณีปัญหาทางเทคนิค (อินเทอร์เน็ตช้า/เข้าระบบไม่ได้): ใช้แผนสำรองเป็นใบงานปริศนาซูโดกุสัญลักษณ์บนกระดาษ ทำเป็นรายบุคคล เพื่อให้กิจกรรมดำเนินต่อได้</w:t>
       </w:r>
     </w:p>
     <w:p>

--- a/แผนการจัดการเรียนรู้_FlowQuest_ป5_ซูโดกุ.docx
+++ b/แผนการจัดการเรียนรู้_FlowQuest_ป5_ซูโดกุ.docx
@@ -541,7 +541,7 @@
           <w:sz w:val="36"/>
           <w:szCs w:val="36"/>
         </w:rPr>
-        <w:t xml:space="preserve">สภาพปัญหาและแนวคิดในการริเริ่มพัฒนานวัตกรรม</w:t>
+        <w:t xml:space="preserve">สภาพปัญหาและแนวคิดในการริเริ่มพัฒนาระบบเกมมิฟิเคชันเพื่อการเรียนรู้ FlowQuest</w:t>
       </w:r>
     </w:p>
     <w:p>
@@ -587,7 +587,7 @@
           <w:sz w:val="32"/>
           <w:szCs w:val="32"/>
         </w:rPr>
-        <w:t xml:space="preserve"> การจัดการเรียนรู้เชิงรุก (Active Learning) โดยพัฒนาโมดูล “เกมซูโดกุสัญลักษณ์” เพิ่มเข้าในระบบเกมมิฟิเคชัน FlowQuest ซึ่งเป็นนวัตกรรมที่ครูสร้างขึ้น ให้นักเรียนแก้ปริศนาโดยใช้เหตุผลเชิงตรรกะแบบ Interactive ระบบตรวจกติกาและแจ้งข้อผิดพลาดทันที (Auto Validation &amp; Instant Feedback) มีการจับเวลาและสะสมคะแนนเพื่อสร้างแรงจูงใจ พร้อม Dashboard ให้ครูวิเคราะห์เวลาที่ใช้ จำนวนครั้งที่แก้ และจุดที่คิดพลาดของผู้เรียนเป็นรายบุคคลแบบเรียลไทม์ อันเป็นการยกระดับผลลัพธ์การเรียนรู้ที่เกิดขึ้นกับผู้เรียนอย่างเป็นรูปธรรม</w:t>
+        <w:t xml:space="preserve"> การจัดการเรียนรู้เชิงรุก (Active Learning) โดยพัฒนาโมดูล “เกมซูโดกุสัญลักษณ์” เพิ่มเข้าในระบบเกมมิฟิเคชัน FlowQuest ซึ่งเป็นระบบที่ครูสร้างขึ้นเอง ให้นักเรียนแก้ปริศนาโดยใช้เหตุผลเชิงตรรกะแบบ Interactive ระบบตรวจกติกาและแจ้งข้อผิดพลาดทันที (Auto Validation &amp; Instant Feedback) มีการจับเวลาและสะสมคะแนนเพื่อสร้างแรงจูงใจ พร้อม Dashboard ให้ครูวิเคราะห์เวลาที่ใช้ จำนวนครั้งที่แก้ และจุดที่คิดพลาดของผู้เรียนเป็นรายบุคคลแบบเรียลไทม์ อันเป็นการยกระดับผลลัพธ์การเรียนรู้ที่เกิดขึ้นกับผู้เรียนอย่างเป็นรูปธรรม</w:t>
       </w:r>
     </w:p>
     <w:p>
@@ -2577,7 +2577,7 @@
           <w:sz w:val="32"/>
           <w:szCs w:val="32"/>
         </w:rPr>
-        <w:t xml:space="preserve">•  ระบบเกมมิฟิเคชัน FlowQuest พร้อมโมดูล “เกมซูโดกุสัญลักษณ์” (นวัตกรรมที่ครูพัฒนาขึ้น)</w:t>
+        <w:t xml:space="preserve">•  ระบบเกมมิฟิเคชัน FlowQuest พร้อมโมดูล “เกมซูโดกุสัญลักษณ์” (ที่ครูพัฒนาขึ้นเอง)</w:t>
       </w:r>
     </w:p>
     <w:p>
